--- a/public/downloads/irb-submission-language-ai-outreach.docx
+++ b/public/downloads/irb-submission-language-ai-outreach.docx
@@ -20,7 +20,7 @@
           <w:sz w:val="18"/>
           <w:szCs w:val="18"/>
         </w:rPr>
-        <w:t xml:space="preserve">Bond Health template · bondtrials.com/templates/irb-submission-language-ai-outreach · Last updated 2026-09-22</w:t>
+        <w:t xml:space="preserve">Bond Health template · bondtrials.com/templates/irb-submission-language-ai-outreach · Last updated 2026-10-05</w:t>
       </w:r>
     </w:p>
     <w:p>
@@ -1129,15 +1129,15 @@
         <w:spacing w:after="120"/>
       </w:pPr>
       <w:r>
-        <w:t xml:space="preserve">Bond Health's software handles the activities this template describes. Identify screens EHR records against a study's inclusion and exclusion criteria and shows the record evidence for each criterion. Engage runs voice and SMS outreach and pre-screening. Consent supports the consent conversation with plain-language explanations and patient Q&amp;A. Patients are told that AI assistance is used and can ask for a human callback at any time, scripts are configured for each site and study, and conversations escalate to coordinators.</w:t>
-      </w:r>
-    </w:p>
-    <w:p>
-      <w:pPr>
-        <w:spacing w:after="120"/>
-      </w:pPr>
-      <w:r>
-        <w:t xml:space="preserve">For C.1, Bond signs BAAs, encrypts data at rest and in transit, supports role-based access and SSO, and keeps an audit log. The security page has the details. Ask for the AI model processing details in writing, as you would from any vendor. Bond does not hold IRB approval for any study and does not obtain consent: your IRB reviews your submission, and your investigator or delegated staff obtain consent.</w:t>
+        <w:t xml:space="preserve">Bond Health's software handles the activities this template describes. Identify screens EHR records against a study's inclusion and exclusion criteria and shows the record evidence for each criterion. Engage runs voice and SMS outreach and pre-screening. Consent supports the consent conversation with plain-language explanations and patient Q&amp;A. Patients are told that AI assistance is used and can reach a person at any time through a live transfer to a coordinator or a human callback, whichever the site prefers, scripts are configured for each site and study, and conversations escalate to coordinators.</w:t>
+      </w:r>
+    </w:p>
+    <w:p>
+      <w:pPr>
+        <w:spacing w:after="120"/>
+      </w:pPr>
+      <w:r>
+        <w:t xml:space="preserve">For C.1, Bond is HIPAA compliant and SOC 2 Type I compliant, its information security management system is certified to ISO/IEC 27001:2022 by Advantage Partners, and its SOC 2 Type II audit is underway. Bond signs BAAs, encrypts data at rest and in transit, supports role-based access and SSO, and keeps an audit log. The security page has the details. Ask for the AI model processing details in writing, as you would from any vendor. Bond does not hold IRB approval for any study and does not obtain consent: your IRB reviews your submission, and your investigator or delegated staff obtain consent.</w:t>
       </w:r>
     </w:p>
     <w:p>
@@ -1375,6 +1375,18 @@
           <w:szCs w:val="18"/>
         </w:rPr>
         <w:t xml:space="preserve">19. Bond Health: platform overview, FAQ and pricing. Bond Health, 2026. https://bondtrials.com</w:t>
+      </w:r>
+    </w:p>
+    <w:p>
+      <w:pPr>
+        <w:spacing w:after="60"/>
+      </w:pPr>
+      <w:r>
+        <w:rPr>
+          <w:sz w:val="18"/>
+          <w:szCs w:val="18"/>
+        </w:rPr>
+        <w:t xml:space="preserve">20. Bond Health product information. Bond Health, 2026. https://bondtrials.com</w:t>
       </w:r>
     </w:p>
     <w:p>

--- a/public/downloads/irb-submission-language-ai-outreach.docx
+++ b/public/downloads/irb-submission-language-ai-outreach.docx
@@ -20,7 +20,7 @@
           <w:sz w:val="18"/>
           <w:szCs w:val="18"/>
         </w:rPr>
-        <w:t xml:space="preserve">Bond Health template · bondtrials.com/templates/irb-submission-language-ai-outreach · Last updated 2026-10-05</w:t>
+        <w:t xml:space="preserve">Bond Health template · bondtrials.com/templates/irb-submission-language-ai-outreach · Last updated 2026-10-23</w:t>
       </w:r>
     </w:p>
     <w:p>
@@ -70,7 +70,7 @@
     </w:p>
     <w:tbl>
       <w:tblPr>
-        <w:tblW w:type="pct" w:w="100%"/>
+        <w:tblW w:type="pct" w:w="5000"/>
         <w:tblBorders>
           <w:top w:val="single" w:color="auto" w:sz="4"/>
           <w:left w:val="single" w:color="auto" w:sz="4"/>
@@ -81,9 +81,9 @@
         </w:tblBorders>
       </w:tblPr>
       <w:tblGrid>
-        <w:gridCol w:w="100"/>
-        <w:gridCol w:w="100"/>
-        <w:gridCol w:w="100"/>
+        <w:gridCol w:w="3009"/>
+        <w:gridCol w:w="3009"/>
+        <w:gridCol w:w="3009"/>
       </w:tblGrid>
       <w:tr>
         <w:trPr>
@@ -554,7 +554,7 @@
         <w:t xml:space="preserve">Why the disclosure is written this way: </w:t>
       </w:r>
       <w:r>
-        <w:t xml:space="preserve">As of September 2026, California requires health facilities, clinics and physician offices that use generative AI for patient communications about clinical information to include an AI disclaimer and instructions for reaching a human: at the start of each written message, and at the start and end of a call. Messages a licensed provider reads and reviews are exempt, and administrative matters such as scheduling are excluded. California also bars AI systems from using terms that imply care or advice comes from a licensed person. Since January 1, 2026, Texas has required licensed providers that use AI in health care services or treatment to disclose it clearly and in plain language. Whether a recruitment call falls under these laws is a question for counsel. Writing to the strictest reading keeps one script usable across states.</w:t>
+        <w:t xml:space="preserve">As of October 2026, California requires health facilities, clinics and physician offices that use generative AI for patient communications about clinical information to include an AI disclaimer and instructions for reaching a human: at the start of each written message, and at the start and end of a call. Messages a licensed provider reads and reviews are exempt, and administrative matters such as scheduling are excluded. California also bars AI systems from using terms that imply care or advice comes from a licensed person. Since January 1, 2026, Texas has required licensed providers that use AI in health care services or treatment to disclose it clearly and in plain language. Whether a recruitment call falls under these laws is a question for counsel. Writing to the strictest reading keeps one script usable across states.</w:t>
       </w:r>
     </w:p>
     <w:p>
@@ -1415,10 +1415,6 @@
 </w:document>
 </file>
 
-<file path=word/comments.xml><?xml version="1.0" encoding="utf-8"?>
-<w:comments xmlns:cx="http://schemas.microsoft.com/office/drawing/2014/chartex" xmlns:cx1="http://schemas.microsoft.com/office/drawing/2015/9/8/chartex" xmlns:cx2="http://schemas.microsoft.com/office/drawing/2015/10/21/chartex" xmlns:cx3="http://schemas.microsoft.com/office/drawing/2016/5/9/chartex" xmlns:cx4="http://schemas.microsoft.com/office/drawing/2016/5/10/chartex" xmlns:cx5="http://schemas.microsoft.com/office/drawing/2016/5/11/chartex" xmlns:cx6="http://schemas.microsoft.com/office/drawing/2016/5/12/chartex" xmlns:cx7="http://schemas.microsoft.com/office/drawing/2016/5/13/chartex" xmlns:cx8="http://schemas.microsoft.com/office/drawing/2016/5/14/chartex" xmlns:mc="http://schemas.openxmlformats.org/markup-compatibility/2006" xmlns:aink="http://schemas.microsoft.com/office/drawing/2016/ink" xmlns:am3d="http://schemas.microsoft.com/office/drawing/2017/model3d" xmlns:o="urn:schemas-microsoft-com:office:office" xmlns:r="http://schemas.openxmlformats.org/officeDocument/2006/relationships" xmlns:m="http://schemas.openxmlformats.org/officeDocument/2006/math" xmlns:v="urn:schemas-microsoft-com:vml" xmlns:wp14="http://schemas.microsoft.com/office/word/2010/wordprocessingDrawing" xmlns:wp="http://schemas.openxmlformats.org/drawingml/2006/wordprocessingDrawing" xmlns:w10="urn:schemas-microsoft-com:office:word" xmlns:w="http://schemas.openxmlformats.org/wordprocessingml/2006/main" xmlns:w14="http://schemas.microsoft.com/office/word/2010/wordml" xmlns:w15="http://schemas.microsoft.com/office/word/2012/wordml" xmlns:w16cex="http://schemas.microsoft.com/office/word/2018/wordml/cex" xmlns:w16cid="http://schemas.microsoft.com/office/word/2016/wordml/cid" xmlns:w16="http://schemas.microsoft.com/office/word/2018/wordml" xmlns:w16sdtdh="http://schemas.microsoft.com/office/word/2020/wordml/sdtdatahash" xmlns:w16se="http://schemas.microsoft.com/office/word/2015/wordml/symex" xmlns:wpg="http://schemas.microsoft.com/office/word/2010/wordprocessingGroup" xmlns:wpi="http://schemas.microsoft.com/office/word/2010/wordprocessingInk" xmlns:wne="http://schemas.microsoft.com/office/word/2006/wordml" xmlns:wps="http://schemas.microsoft.com/office/word/2010/wordprocessingShape"/>
-</file>
-
 <file path=word/endnotes.xml><?xml version="1.0" encoding="utf-8"?>
 <w:endnotes xmlns:wpc="http://schemas.microsoft.com/office/word/2010/wordprocessingCanvas" xmlns:mc="http://schemas.openxmlformats.org/markup-compatibility/2006" xmlns:o="urn:schemas-microsoft-com:office:office" xmlns:r="http://schemas.openxmlformats.org/officeDocument/2006/relationships" xmlns:m="http://schemas.openxmlformats.org/officeDocument/2006/math" xmlns:v="urn:schemas-microsoft-com:vml" xmlns:wp14="http://schemas.microsoft.com/office/word/2010/wordprocessingDrawing" xmlns:wp="http://schemas.openxmlformats.org/drawingml/2006/wordprocessingDrawing" xmlns:w10="urn:schemas-microsoft-com:office:word" xmlns:w="http://schemas.openxmlformats.org/wordprocessingml/2006/main" xmlns:w14="http://schemas.microsoft.com/office/word/2010/wordml" xmlns:w15="http://schemas.microsoft.com/office/word/2012/wordml" xmlns:wpg="http://schemas.microsoft.com/office/word/2010/wordprocessingGroup" xmlns:wpi="http://schemas.microsoft.com/office/word/2010/wordprocessingInk" xmlns:wne="http://schemas.microsoft.com/office/word/2006/wordml" xmlns:wps="http://schemas.microsoft.com/office/word/2010/wordprocessingShape" mc:Ignorable="w14 w15 wp14">
   <w:endnote w:type="separator" w:id="-1">
@@ -1497,7 +1493,7 @@
 <w:numbering xmlns:wpc="http://schemas.microsoft.com/office/word/2010/wordprocessingCanvas" xmlns:mc="http://schemas.openxmlformats.org/markup-compatibility/2006" xmlns:o="urn:schemas-microsoft-com:office:office" xmlns:r="http://schemas.openxmlformats.org/officeDocument/2006/relationships" xmlns:m="http://schemas.openxmlformats.org/officeDocument/2006/math" xmlns:v="urn:schemas-microsoft-com:vml" xmlns:wp14="http://schemas.microsoft.com/office/word/2010/wordprocessingDrawing" xmlns:wp="http://schemas.openxmlformats.org/drawingml/2006/wordprocessingDrawing" xmlns:w10="urn:schemas-microsoft-com:office:word" xmlns:w="http://schemas.openxmlformats.org/wordprocessingml/2006/main" xmlns:w14="http://schemas.microsoft.com/office/word/2010/wordml" xmlns:w15="http://schemas.microsoft.com/office/word/2012/wordml" xmlns:wpg="http://schemas.microsoft.com/office/word/2010/wordprocessingGroup" xmlns:wpi="http://schemas.microsoft.com/office/word/2010/wordprocessingInk" xmlns:wne="http://schemas.microsoft.com/office/word/2006/wordml" xmlns:wps="http://schemas.microsoft.com/office/word/2010/wordprocessingShape" mc:Ignorable="w14 w15 wp14">
   <w:abstractNum w:abstractNumId="1" w15:restartNumberingAfterBreak="0">
     <w:multiLevelType w:val="hybridMultilevel"/>
-    <w:lvl w:ilvl="0" w15:tentative="1">
+    <w:lvl w:ilvl="0" w:tentative="1">
       <w:start w:val="1"/>
       <w:numFmt w:val="bullet"/>
       <w:lvlText w:val="●"/>
@@ -1506,7 +1502,7 @@
         <w:ind w:left="720" w:hanging="360"/>
       </w:pPr>
     </w:lvl>
-    <w:lvl w:ilvl="1" w15:tentative="1">
+    <w:lvl w:ilvl="1" w:tentative="1">
       <w:start w:val="1"/>
       <w:numFmt w:val="bullet"/>
       <w:lvlText w:val="○"/>
@@ -1515,7 +1511,7 @@
         <w:ind w:left="1440" w:hanging="360"/>
       </w:pPr>
     </w:lvl>
-    <w:lvl w:ilvl="2" w15:tentative="1">
+    <w:lvl w:ilvl="2" w:tentative="1">
       <w:start w:val="1"/>
       <w:numFmt w:val="bullet"/>
       <w:lvlText w:val="■"/>
@@ -1524,7 +1520,7 @@
         <w:ind w:left="2160" w:hanging="360"/>
       </w:pPr>
     </w:lvl>
-    <w:lvl w:ilvl="3" w15:tentative="1">
+    <w:lvl w:ilvl="3" w:tentative="1">
       <w:start w:val="1"/>
       <w:numFmt w:val="bullet"/>
       <w:lvlText w:val="●"/>
@@ -1533,7 +1529,7 @@
         <w:ind w:left="2880" w:hanging="360"/>
       </w:pPr>
     </w:lvl>
-    <w:lvl w:ilvl="4" w15:tentative="1">
+    <w:lvl w:ilvl="4" w:tentative="1">
       <w:start w:val="1"/>
       <w:numFmt w:val="bullet"/>
       <w:lvlText w:val="○"/>
@@ -1542,7 +1538,7 @@
         <w:ind w:left="3600" w:hanging="360"/>
       </w:pPr>
     </w:lvl>
-    <w:lvl w:ilvl="5" w15:tentative="1">
+    <w:lvl w:ilvl="5" w:tentative="1">
       <w:start w:val="1"/>
       <w:numFmt w:val="bullet"/>
       <w:lvlText w:val="■"/>
@@ -1551,7 +1547,7 @@
         <w:ind w:left="4320" w:hanging="360"/>
       </w:pPr>
     </w:lvl>
-    <w:lvl w:ilvl="6" w15:tentative="1">
+    <w:lvl w:ilvl="6" w:tentative="1">
       <w:start w:val="1"/>
       <w:numFmt w:val="bullet"/>
       <w:lvlText w:val="●"/>
@@ -1560,7 +1556,7 @@
         <w:ind w:left="5040" w:hanging="360"/>
       </w:pPr>
     </w:lvl>
-    <w:lvl w:ilvl="7" w15:tentative="1">
+    <w:lvl w:ilvl="7" w:tentative="1">
       <w:start w:val="1"/>
       <w:numFmt w:val="bullet"/>
       <w:lvlText w:val="●"/>
@@ -1569,7 +1565,7 @@
         <w:ind w:left="5760" w:hanging="360"/>
       </w:pPr>
     </w:lvl>
-    <w:lvl w:ilvl="8" w15:tentative="1">
+    <w:lvl w:ilvl="8" w:tentative="1">
       <w:start w:val="1"/>
       <w:numFmt w:val="bullet"/>
       <w:lvlText w:val="●"/>
@@ -1600,6 +1596,25 @@
     </w:rPrDefault>
     <w:pPrDefault/>
   </w:docDefaults>
+  <w:style w:type="paragraph" w:styleId="Normal" w:default="1">
+    <w:name w:val="Normal"/>
+    <w:qFormat/>
+  </w:style>
+  <w:style w:type="table" w:styleId="TableNormal" w:default="true">
+    <w:name w:val="Normal Table"/>
+    <w:uiPriority w:val="99"/>
+    <w:semiHidden/>
+    <w:unhideWhenUsed/>
+    <w:tblPr>
+      <w:tblInd w:type="dxa" w:w="0"/>
+      <w:tblCellMar>
+        <w:top w:type="dxa" w:w="0"/>
+        <w:left w:type="dxa" w:w="108"/>
+        <w:bottom w:type="dxa" w:w="0"/>
+        <w:right w:type="dxa" w:w="108"/>
+      </w:tblCellMar>
+    </w:tblPr>
+  </w:style>
   <w:style w:type="paragraph" w:styleId="Title">
     <w:name w:val="Title"/>
     <w:basedOn w:val="Normal"/>
@@ -1686,6 +1701,139 @@
     <w:name w:val="List Paragraph"/>
     <w:basedOn w:val="Normal"/>
     <w:qFormat/>
+  </w:style>
+  <w:style w:type="paragraph" w:styleId="Caption">
+    <w:name w:val="caption"/>
+    <w:basedOn w:val="Normal"/>
+    <w:next w:val="Normal"/>
+    <w:uiPriority w:val="35"/>
+    <w:semiHidden/>
+    <w:unhideWhenUsed/>
+    <w:qFormat/>
+    <w:pPr>
+      <w:spacing w:after="200"/>
+    </w:pPr>
+    <w:rPr>
+      <w:i/>
+      <w:iCs/>
+      <w:color w:val="44546A" w:themeColor="dark2"/>
+      <w:sz w:val="18"/>
+      <w:szCs w:val="18"/>
+    </w:rPr>
+  </w:style>
+  <w:style w:type="paragraph" w:styleId="Bibliography">
+    <w:name w:val="Bibliography"/>
+    <w:basedOn w:val="Normal"/>
+    <w:next w:val="Normal"/>
+    <w:uiPriority w:val="37"/>
+    <w:unhideWhenUsed/>
+  </w:style>
+  <w:style w:type="paragraph" w:styleId="TOC1">
+    <w:name w:val="toc 1"/>
+    <w:basedOn w:val="Normal"/>
+    <w:next w:val="Normal"/>
+    <w:uiPriority w:val="39"/>
+    <w:semiHidden/>
+    <w:unhideWhenUsed/>
+    <w:pPr>
+      <w:spacing w:after="100"/>
+    </w:pPr>
+  </w:style>
+  <w:style w:type="paragraph" w:styleId="TOC2">
+    <w:name w:val="toc 2"/>
+    <w:basedOn w:val="Normal"/>
+    <w:next w:val="Normal"/>
+    <w:uiPriority w:val="39"/>
+    <w:semiHidden/>
+    <w:unhideWhenUsed/>
+    <w:pPr>
+      <w:spacing w:after="100"/>
+      <w:ind w:left="220"/>
+    </w:pPr>
+  </w:style>
+  <w:style w:type="paragraph" w:styleId="TOC3">
+    <w:name w:val="toc 3"/>
+    <w:basedOn w:val="Normal"/>
+    <w:next w:val="Normal"/>
+    <w:uiPriority w:val="39"/>
+    <w:semiHidden/>
+    <w:unhideWhenUsed/>
+    <w:pPr>
+      <w:spacing w:after="100"/>
+      <w:ind w:left="440"/>
+    </w:pPr>
+  </w:style>
+  <w:style w:type="paragraph" w:styleId="TOC4">
+    <w:name w:val="toc 4"/>
+    <w:basedOn w:val="Normal"/>
+    <w:next w:val="Normal"/>
+    <w:uiPriority w:val="39"/>
+    <w:semiHidden/>
+    <w:unhideWhenUsed/>
+    <w:pPr>
+      <w:spacing w:after="100"/>
+      <w:ind w:left="660"/>
+    </w:pPr>
+  </w:style>
+  <w:style w:type="paragraph" w:styleId="TOC5">
+    <w:name w:val="toc 5"/>
+    <w:basedOn w:val="Normal"/>
+    <w:next w:val="Normal"/>
+    <w:uiPriority w:val="39"/>
+    <w:semiHidden/>
+    <w:unhideWhenUsed/>
+    <w:pPr>
+      <w:spacing w:after="100"/>
+      <w:ind w:left="880"/>
+    </w:pPr>
+  </w:style>
+  <w:style w:type="paragraph" w:styleId="TOC6">
+    <w:name w:val="toc 6"/>
+    <w:basedOn w:val="Normal"/>
+    <w:next w:val="Normal"/>
+    <w:uiPriority w:val="39"/>
+    <w:semiHidden/>
+    <w:unhideWhenUsed/>
+    <w:pPr>
+      <w:spacing w:after="100"/>
+      <w:ind w:left="1100"/>
+    </w:pPr>
+  </w:style>
+  <w:style w:type="paragraph" w:styleId="TOC7">
+    <w:name w:val="toc 7"/>
+    <w:basedOn w:val="Normal"/>
+    <w:next w:val="Normal"/>
+    <w:uiPriority w:val="39"/>
+    <w:semiHidden/>
+    <w:unhideWhenUsed/>
+    <w:pPr>
+      <w:spacing w:after="100"/>
+      <w:ind w:left="1320"/>
+    </w:pPr>
+  </w:style>
+  <w:style w:type="paragraph" w:styleId="TOC8">
+    <w:name w:val="toc 8"/>
+    <w:basedOn w:val="Normal"/>
+    <w:next w:val="Normal"/>
+    <w:uiPriority w:val="39"/>
+    <w:semiHidden/>
+    <w:unhideWhenUsed/>
+    <w:pPr>
+      <w:spacing w:after="100"/>
+      <w:ind w:left="1540"/>
+    </w:pPr>
+  </w:style>
+  <w:style w:type="paragraph" w:styleId="TOC9">
+    <w:name w:val="toc 9"/>
+    <w:basedOn w:val="Normal"/>
+    <w:next w:val="Normal"/>
+    <w:uiPriority w:val="39"/>
+    <w:semiHidden/>
+    <w:unhideWhenUsed/>
+    <w:pPr>
+      <w:spacing w:after="100"/>
+      <w:ind w:left="1760"/>
+    </w:pPr>
   </w:style>
   <w:style w:type="character" w:styleId="Hyperlink">
     <w:name w:val="Hyperlink"/>
@@ -1771,5 +1919,302 @@
       <w:szCs w:val="20"/>
     </w:rPr>
   </w:style>
+  <w:style w:type="character" w:styleId="LineNumber">
+    <w:name w:val="line number"/>
+    <w:basedOn w:val="DefaultParagraphFont"/>
+    <w:uiPriority w:val="99"/>
+    <w:semiHidden/>
+    <w:unhideWhenUsed/>
+  </w:style>
 </w:styles>
+</file>
+
+<file path=word/theme/theme1.xml><?xml version="1.0" encoding="utf-8"?>
+<a:theme xmlns:a="http://schemas.openxmlformats.org/drawingml/2006/main" name="Office Theme">
+  <a:themeElements>
+    <a:clrScheme name="Office">
+      <a:dk1>
+        <a:sysClr val="windowText" lastClr="000000"/>
+      </a:dk1>
+      <a:lt1>
+        <a:sysClr val="window" lastClr="FFFFFF"/>
+      </a:lt1>
+      <a:dk2>
+        <a:srgbClr val="44546A"/>
+      </a:dk2>
+      <a:lt2>
+        <a:srgbClr val="E7E6E6"/>
+      </a:lt2>
+      <a:accent1>
+        <a:srgbClr val="4472C4"/>
+      </a:accent1>
+      <a:accent2>
+        <a:srgbClr val="ED7D31"/>
+      </a:accent2>
+      <a:accent3>
+        <a:srgbClr val="A5A5A5"/>
+      </a:accent3>
+      <a:accent4>
+        <a:srgbClr val="FFC000"/>
+      </a:accent4>
+      <a:accent5>
+        <a:srgbClr val="5B9BD5"/>
+      </a:accent5>
+      <a:accent6>
+        <a:srgbClr val="70AD47"/>
+      </a:accent6>
+      <a:hlink>
+        <a:srgbClr val="0563C1"/>
+      </a:hlink>
+      <a:folHlink>
+        <a:srgbClr val="954F72"/>
+      </a:folHlink>
+    </a:clrScheme>
+    <a:fontScheme name="Office">
+      <a:majorFont>
+        <a:latin typeface="Calibri Light" panose="020F0302020204030204"/>
+        <a:ea typeface=""/>
+        <a:cs typeface=""/>
+        <a:font script="Jpan" typeface="游ゴシック Light"/>
+        <a:font script="Hang" typeface="맑은 고딕"/>
+        <a:font script="Hans" typeface="等线 Light"/>
+        <a:font script="Hant" typeface="新細明體"/>
+        <a:font script="Arab" typeface="Times New Roman"/>
+        <a:font script="Hebr" typeface="Times New Roman"/>
+        <a:font script="Thai" typeface="Angsana New"/>
+        <a:font script="Ethi" typeface="Nyala"/>
+        <a:font script="Beng" typeface="Vrinda"/>
+        <a:font script="Gujr" typeface="Shruti"/>
+        <a:font script="Khmr" typeface="MoolBoran"/>
+        <a:font script="Knda" typeface="Tunga"/>
+        <a:font script="Guru" typeface="Raavi"/>
+        <a:font script="Cans" typeface="Euphemia"/>
+        <a:font script="Cher" typeface="Plantagenet Cherokee"/>
+        <a:font script="Yiii" typeface="Microsoft Yi Baiti"/>
+        <a:font script="Tibt" typeface="Microsoft Himalaya"/>
+        <a:font script="Thaa" typeface="MV Boli"/>
+        <a:font script="Deva" typeface="Mangal"/>
+        <a:font script="Telu" typeface="Gautami"/>
+        <a:font script="Taml" typeface="Latha"/>
+        <a:font script="Syrc" typeface="Estrangelo Edessa"/>
+        <a:font script="Orya" typeface="Kalinga"/>
+        <a:font script="Mlym" typeface="Kartika"/>
+        <a:font script="Laoo" typeface="DokChampa"/>
+        <a:font script="Sinh" typeface="Iskoola Pota"/>
+        <a:font script="Mong" typeface="Mongolian Baiti"/>
+        <a:font script="Viet" typeface="Times New Roman"/>
+        <a:font script="Uigh" typeface="Microsoft Uighur"/>
+        <a:font script="Geor" typeface="Sylfaen"/>
+        <a:font script="Armn" typeface="Arial"/>
+        <a:font script="Bugi" typeface="Leelawadee UI"/>
+        <a:font script="Bopo" typeface="Microsoft JhengHei"/>
+        <a:font script="Java" typeface="Javanese Text"/>
+        <a:font script="Lisu" typeface="Segoe UI"/>
+        <a:font script="Mymr" typeface="Myanmar Text"/>
+        <a:font script="Nkoo" typeface="Ebrima"/>
+        <a:font script="Olck" typeface="Nirmala UI"/>
+        <a:font script="Osma" typeface="Ebrima"/>
+        <a:font script="Phag" typeface="Phagspa"/>
+        <a:font script="Syrn" typeface="Estrangelo Edessa"/>
+        <a:font script="Syrj" typeface="Estrangelo Edessa"/>
+        <a:font script="Syre" typeface="Estrangelo Edessa"/>
+        <a:font script="Sora" typeface="Nirmala UI"/>
+        <a:font script="Tale" typeface="Microsoft Tai Le"/>
+        <a:font script="Talu" typeface="Microsoft New Tai Lue"/>
+        <a:font script="Tfng" typeface="Ebrima"/>
+      </a:majorFont>
+      <a:minorFont>
+        <a:latin typeface="Calibri" panose="020F0502020204030204"/>
+        <a:ea typeface=""/>
+        <a:cs typeface=""/>
+        <a:font script="Jpan" typeface="游明朝"/>
+        <a:font script="Hang" typeface="맑은 고딕"/>
+        <a:font script="Hans" typeface="等线"/>
+        <a:font script="Hant" typeface="新細明體"/>
+        <a:font script="Arab" typeface="Arial"/>
+        <a:font script="Hebr" typeface="Arial"/>
+        <a:font script="Thai" typeface="Cordia New"/>
+        <a:font script="Ethi" typeface="Nyala"/>
+        <a:font script="Beng" typeface="Vrinda"/>
+        <a:font script="Gujr" typeface="Shruti"/>
+        <a:font script="Khmr" typeface="DaunPenh"/>
+        <a:font script="Knda" typeface="Tunga"/>
+        <a:font script="Guru" typeface="Raavi"/>
+        <a:font script="Cans" typeface="Euphemia"/>
+        <a:font script="Cher" typeface="Plantagenet Cherokee"/>
+        <a:font script="Yiii" typeface="Microsoft Yi Baiti"/>
+        <a:font script="Tibt" typeface="Microsoft Himalaya"/>
+        <a:font script="Thaa" typeface="MV Boli"/>
+        <a:font script="Deva" typeface="Mangal"/>
+        <a:font script="Telu" typeface="Gautami"/>
+        <a:font script="Taml" typeface="Latha"/>
+        <a:font script="Syrc" typeface="Estrangelo Edessa"/>
+        <a:font script="Orya" typeface="Kalinga"/>
+        <a:font script="Mlym" typeface="Kartika"/>
+        <a:font script="Laoo" typeface="DokChampa"/>
+        <a:font script="Sinh" typeface="Iskoola Pota"/>
+        <a:font script="Mong" typeface="Mongolian Baiti"/>
+        <a:font script="Viet" typeface="Arial"/>
+        <a:font script="Uigh" typeface="Microsoft Uighur"/>
+        <a:font script="Geor" typeface="Sylfaen"/>
+        <a:font script="Armn" typeface="Arial"/>
+        <a:font script="Bugi" typeface="Leelawadee UI"/>
+        <a:font script="Bopo" typeface="Microsoft JhengHei"/>
+        <a:font script="Java" typeface="Javanese Text"/>
+        <a:font script="Lisu" typeface="Segoe UI"/>
+        <a:font script="Mymr" typeface="Myanmar Text"/>
+        <a:font script="Nkoo" typeface="Ebrima"/>
+        <a:font script="Olck" typeface="Nirmala UI"/>
+        <a:font script="Osma" typeface="Ebrima"/>
+        <a:font script="Phag" typeface="Phagspa"/>
+        <a:font script="Syrn" typeface="Estrangelo Edessa"/>
+        <a:font script="Syrj" typeface="Estrangelo Edessa"/>
+        <a:font script="Syre" typeface="Estrangelo Edessa"/>
+        <a:font script="Sora" typeface="Nirmala UI"/>
+        <a:font script="Tale" typeface="Microsoft Tai Le"/>
+        <a:font script="Talu" typeface="Microsoft New Tai Lue"/>
+        <a:font script="Tfng" typeface="Ebrima"/>
+      </a:minorFont>
+    </a:fontScheme>
+    <a:fmtScheme name="Office">
+      <a:fillStyleLst>
+        <a:solidFill>
+          <a:schemeClr val="phClr"/>
+        </a:solidFill>
+        <a:gradFill rotWithShape="true">
+          <a:gsLst>
+            <a:gs pos="0">
+              <a:schemeClr val="phClr">
+                <a:lumMod val="110000"/>
+                <a:satMod val="105000"/>
+                <a:tint val="67000"/>
+              </a:schemeClr>
+            </a:gs>
+            <a:gs pos="50000">
+              <a:schemeClr val="phClr">
+                <a:lumMod val="105000"/>
+                <a:satMod val="103000"/>
+                <a:tint val="73000"/>
+              </a:schemeClr>
+            </a:gs>
+            <a:gs pos="100000">
+              <a:schemeClr val="phClr">
+                <a:lumMod val="105000"/>
+                <a:satMod val="109000"/>
+                <a:tint val="81000"/>
+              </a:schemeClr>
+            </a:gs>
+          </a:gsLst>
+          <a:lin ang="5400000" scaled="false"/>
+        </a:gradFill>
+        <a:gradFill rotWithShape="true">
+          <a:gsLst>
+            <a:gs pos="0">
+              <a:schemeClr val="phClr">
+                <a:satMod val="103000"/>
+                <a:lumMod val="102000"/>
+                <a:tint val="94000"/>
+              </a:schemeClr>
+            </a:gs>
+            <a:gs pos="50000">
+              <a:schemeClr val="phClr">
+                <a:satMod val="110000"/>
+                <a:lumMod val="100000"/>
+                <a:shade val="100000"/>
+              </a:schemeClr>
+            </a:gs>
+            <a:gs pos="100000">
+              <a:schemeClr val="phClr">
+                <a:lumMod val="99000"/>
+                <a:satMod val="120000"/>
+                <a:shade val="78000"/>
+              </a:schemeClr>
+            </a:gs>
+          </a:gsLst>
+          <a:lin ang="5400000" scaled="false"/>
+        </a:gradFill>
+      </a:fillStyleLst>
+      <a:lnStyleLst>
+        <a:ln w="6350" cap="flat" cmpd="sng" algn="ctr">
+          <a:solidFill>
+            <a:schemeClr val="phClr"/>
+          </a:solidFill>
+          <a:prstDash val="solid"/>
+          <a:miter lim="800000"/>
+        </a:ln>
+        <a:ln w="12700" cap="flat" cmpd="sng" algn="ctr">
+          <a:solidFill>
+            <a:schemeClr val="phClr"/>
+          </a:solidFill>
+          <a:prstDash val="solid"/>
+          <a:miter lim="800000"/>
+        </a:ln>
+        <a:ln w="19050" cap="flat" cmpd="sng" algn="ctr">
+          <a:solidFill>
+            <a:schemeClr val="phClr"/>
+          </a:solidFill>
+          <a:prstDash val="solid"/>
+          <a:miter lim="800000"/>
+        </a:ln>
+      </a:lnStyleLst>
+      <a:effectStyleLst>
+        <a:effectStyle>
+          <a:effectLst/>
+        </a:effectStyle>
+        <a:effectStyle>
+          <a:effectLst/>
+        </a:effectStyle>
+        <a:effectStyle>
+          <a:effectLst>
+            <a:outerShdw blurRad="57150" dist="19050" dir="5400000" algn="ctr" rotWithShape="false">
+              <a:srgbClr val="000000">
+                <a:alpha val="63000"/>
+              </a:srgbClr>
+            </a:outerShdw>
+          </a:effectLst>
+        </a:effectStyle>
+      </a:effectStyleLst>
+      <a:bgFillStyleLst>
+        <a:solidFill>
+          <a:schemeClr val="phClr"/>
+        </a:solidFill>
+        <a:solidFill>
+          <a:schemeClr val="phClr">
+            <a:tint val="95000"/>
+            <a:satMod val="170000"/>
+          </a:schemeClr>
+        </a:solidFill>
+        <a:gradFill rotWithShape="true">
+          <a:gsLst>
+            <a:gs pos="0">
+              <a:schemeClr val="phClr">
+                <a:tint val="93000"/>
+                <a:satMod val="150000"/>
+                <a:shade val="98000"/>
+                <a:lumMod val="102000"/>
+              </a:schemeClr>
+            </a:gs>
+            <a:gs pos="50000">
+              <a:schemeClr val="phClr">
+                <a:tint val="98000"/>
+                <a:satMod val="130000"/>
+                <a:shade val="90000"/>
+                <a:lumMod val="103000"/>
+              </a:schemeClr>
+            </a:gs>
+            <a:gs pos="100000">
+              <a:schemeClr val="phClr">
+                <a:shade val="63000"/>
+                <a:satMod val="120000"/>
+              </a:schemeClr>
+            </a:gs>
+          </a:gsLst>
+          <a:lin ang="5400000" scaled="false"/>
+        </a:gradFill>
+      </a:bgFillStyleLst>
+    </a:fmtScheme>
+  </a:themeElements>
+  <a:objectDefaults/>
+  <a:extraClrSchemeLst/>
+</a:theme>
 </file>